--- a/src/template.docx
+++ b/src/template.docx
@@ -83,6 +83,7 @@
               <w:rPr>
                 <w:rFonts w:ascii="Raleway" w:cs="Raleway" w:eastAsia="Raleway" w:hAnsi="Raleway"/>
                 <w:b w:val="1"/>
+                <w:bCs w:val="1"/>
                 <w:sz w:val="50"/>
                 <w:szCs w:val="50"/>
               </w:rPr>
@@ -91,6 +92,7 @@
               <w:rPr>
                 <w:rFonts w:ascii="Raleway" w:cs="Raleway" w:eastAsia="Raleway" w:hAnsi="Raleway"/>
                 <w:b w:val="1"/>
+                <w:bCs w:val="1"/>
                 <w:sz w:val="50"/>
                 <w:szCs w:val="50"/>
                 <w:rtl w:val="0"/>
@@ -115,7 +117,9 @@
               <w:rPr>
                 <w:rFonts w:ascii="Raleway" w:cs="Raleway" w:eastAsia="Raleway" w:hAnsi="Raleway"/>
                 <w:b w:val="1"/>
+                <w:bCs w:val="1"/>
                 <w:i w:val="0"/>
+                <w:iCs w:val="0"/>
                 <w:color w:val="f2511b"/>
                 <w:sz w:val="34"/>
                 <w:szCs w:val="34"/>
@@ -153,6 +157,7 @@
               <w:rPr>
                 <w:rFonts w:ascii="Lato" w:cs="Lato" w:eastAsia="Lato" w:hAnsi="Lato"/>
                 <w:b w:val="1"/>
+                <w:bCs w:val="1"/>
                 <w:sz w:val="22"/>
                 <w:szCs w:val="22"/>
               </w:rPr>
@@ -161,6 +166,7 @@
               <w:rPr>
                 <w:rFonts w:ascii="Arial Unicode MS" w:cs="Arial Unicode MS" w:eastAsia="Arial Unicode MS" w:hAnsi="Arial Unicode MS"/>
                 <w:b w:val="1"/>
+                <w:bCs w:val="1"/>
                 <w:sz w:val="30"/>
                 <w:szCs w:val="30"/>
                 <w:rtl w:val="0"/>
@@ -189,6 +195,7 @@
               <w:rPr>
                 <w:rFonts w:ascii="Lato" w:cs="Lato" w:eastAsia="Lato" w:hAnsi="Lato"/>
                 <w:b w:val="1"/>
+                <w:bCs w:val="1"/>
                 <w:sz w:val="22"/>
                 <w:szCs w:val="22"/>
               </w:rPr>
@@ -196,6 +203,7 @@
             <w:r>
               <w:rPr>
                 <w:b w:val="1"/>
+                <w:bCs w:val="1"/>
                 <w:sz w:val="22"/>
                 <w:szCs w:val="22"/>
                 <w:rtl w:val="0"/>
@@ -289,19 +297,27 @@
               <w:shd w:fill="auto" w:val="clear"/>
               <w:spacing w:before="0" w:lineRule="auto"/>
               <w:rPr>
-                <w:color w:val="d44500"/>
-                <w:sz w:val="22"/>
-                <w:szCs w:val="22"/>
-              </w:rPr>
-            </w:pPr>
-            <w:r>
-              <w:rPr>
-                <w:color w:val="d44500"/>
-                <w:sz w:val="22"/>
-                <w:szCs w:val="22"/>
-                <w:rtl w:val="0"/>
-              </w:rPr>
-              <w:t xml:space="preserve">713rvshah@gmail.com</w:t>
+                <w:color w:val="f2511b"/>
+                <w:sz w:val="22"/>
+                <w:szCs w:val="22"/>
+              </w:rPr>
+            </w:pPr>
+            <w:hyperlink r:id="rId6">
+              <w:r>
+                <w:rPr>
+                  <w:color w:val="f2511b"/>
+                  <w:sz w:val="22"/>
+                  <w:szCs w:val="22"/>
+                  <w:u w:val="single"/>
+                  <w:rtl w:val="0"/>
+                </w:rPr>
+                <w:t xml:space="preserve">713shahvrohan@gmail.com</w:t>
+              </w:r>
+            </w:hyperlink>
+            <w:r>
+              <w:rPr>
+                <w:rtl w:val="0"/>
+              </w:rPr>
             </w:r>
           </w:p>
           <w:p>
@@ -323,7 +339,7 @@
                 <w:szCs w:val="22"/>
               </w:rPr>
             </w:pPr>
-            <w:hyperlink r:id="rId6">
+            <w:hyperlink r:id="rId7">
               <w:r>
                 <w:rPr>
                   <w:color w:val="f2511b"/>
@@ -411,6 +427,7 @@
               <w:rPr>
                 <w:rFonts w:ascii="Lato" w:cs="Lato" w:eastAsia="Lato" w:hAnsi="Lato"/>
                 <w:b w:val="0"/>
+                <w:bCs w:val="0"/>
                 <w:color w:val="666666"/>
               </w:rPr>
               <w:drawing>
@@ -426,7 +443,7 @@
                           <pic:cNvPicPr preferRelativeResize="0"/>
                         </pic:nvPicPr>
                         <pic:blipFill>
-                          <a:blip r:embed="rId7"/>
+                          <a:blip r:embed="rId8"/>
                           <a:srcRect b="0" l="0" r="0" t="0"/>
                           <a:stretch>
                             <a:fillRect/>
@@ -602,7 +619,7 @@
                 <w:szCs w:val="22"/>
                 <w:rtl w:val="0"/>
               </w:rPr>
-              <w:t xml:space="preserve">Interning at Capital One’s Financial Technology team to optimize and deploy a Spark-based data engineering pipeline on AWS using Databricks and LLMs</w:t>
+              <w:t xml:space="preserve">Interning on Capital One’s Finance Tech team to build &amp; deploy Spark-based ETL pipelines on Databricks and AWS </w:t>
             </w:r>
           </w:p>
           <w:p>
@@ -625,83 +642,7 @@
                 <w:szCs w:val="22"/>
                 <w:rtl w:val="0"/>
               </w:rPr>
-              <w:t xml:space="preserve">Worked on multiple AI projects with advanced LLM models featuring Retrieval-Augmented Generation (RAG) algorithms </w:t>
-            </w:r>
-          </w:p>
-          <w:p>
-            <w:pPr>
-              <w:pageBreakBefore w:val="0"/>
-              <w:widowControl w:val="0"/>
-              <w:numPr>
-                <w:ilvl w:val="0"/>
-                <w:numId w:val="1"/>
-              </w:numPr>
-              <w:pBdr>
-                <w:top w:space="0" w:sz="0" w:val="nil"/>
-                <w:left w:space="0" w:sz="0" w:val="nil"/>
-                <w:bottom w:space="0" w:sz="0" w:val="nil"/>
-                <w:right w:space="0" w:sz="0" w:val="nil"/>
-                <w:between w:space="0" w:sz="0" w:val="nil"/>
-              </w:pBdr>
-              <w:shd w:fill="auto" w:val="clear"/>
-              <w:spacing w:before="0" w:beforeAutospacing="0"/>
-              <w:ind w:left="720" w:hanging="360"/>
-              <w:rPr>
-                <w:sz w:val="22"/>
-                <w:szCs w:val="22"/>
-              </w:rPr>
-            </w:pPr>
-            <w:r>
-              <w:rPr>
-                <w:sz w:val="22"/>
-                <w:szCs w:val="22"/>
-                <w:rtl w:val="0"/>
-              </w:rPr>
-              <w:t xml:space="preserve">Awarded a full-ride merit scholarship to NJIT’s Honors College, given to less than 5% of applicants</w:t>
-            </w:r>
-          </w:p>
-          <w:p>
-            <w:pPr>
-              <w:numPr>
-                <w:ilvl w:val="0"/>
-                <w:numId w:val="1"/>
-              </w:numPr>
-              <w:spacing w:before="0" w:line="240" w:lineRule="auto"/>
-              <w:ind w:left="720" w:hanging="360"/>
-              <w:rPr>
-                <w:sz w:val="22"/>
-                <w:szCs w:val="22"/>
-              </w:rPr>
-            </w:pPr>
-            <w:r>
-              <w:rPr>
-                <w:sz w:val="22"/>
-                <w:szCs w:val="22"/>
-                <w:rtl w:val="0"/>
-              </w:rPr>
-              <w:t xml:space="preserve">Interned with Relm AI to implement robust data infrastructure using PostgreSQL, Redis, and Docker </w:t>
-            </w:r>
-          </w:p>
-          <w:p>
-            <w:pPr>
-              <w:numPr>
-                <w:ilvl w:val="0"/>
-                <w:numId w:val="1"/>
-              </w:numPr>
-              <w:spacing w:after="0" w:afterAutospacing="0" w:before="0" w:line="240" w:lineRule="auto"/>
-              <w:ind w:left="720" w:hanging="360"/>
-              <w:rPr>
-                <w:sz w:val="22"/>
-                <w:szCs w:val="22"/>
-              </w:rPr>
-            </w:pPr>
-            <w:r>
-              <w:rPr>
-                <w:sz w:val="22"/>
-                <w:szCs w:val="22"/>
-                <w:rtl w:val="0"/>
-              </w:rPr>
-              <w:t xml:space="preserve">Won 1st Place in Inspire2Dev hackathon for advanced full-stack project built and deployed on Xcode</w:t>
+              <w:t xml:space="preserve">Extensive research in deep learning techniques (AE/VAEs, GANs, CLIP,  Diffusion Models) under Dr. Shivvrat Arya</w:t>
             </w:r>
           </w:p>
           <w:p>
@@ -724,7 +665,53 @@
                 <w:szCs w:val="22"/>
                 <w:rtl w:val="0"/>
               </w:rPr>
-              <w:t xml:space="preserve">Written a recursive-descent parser, tokenizer, and lexical analyzer in C++ for Fortran-95 </w:t>
+              <w:t xml:space="preserve">Awarded a full-ride merit scholarship to NJIT’s Honors College (&lt;5% acceptance)</w:t>
+            </w:r>
+          </w:p>
+          <w:p>
+            <w:pPr>
+              <w:widowControl w:val="0"/>
+              <w:numPr>
+                <w:ilvl w:val="0"/>
+                <w:numId w:val="1"/>
+              </w:numPr>
+              <w:spacing w:after="0" w:afterAutospacing="0" w:before="0" w:beforeAutospacing="0"/>
+              <w:ind w:left="720" w:hanging="360"/>
+              <w:rPr>
+                <w:sz w:val="22"/>
+                <w:szCs w:val="22"/>
+              </w:rPr>
+            </w:pPr>
+            <w:r>
+              <w:rPr>
+                <w:sz w:val="22"/>
+                <w:szCs w:val="22"/>
+                <w:rtl w:val="0"/>
+              </w:rPr>
+              <w:t xml:space="preserve">Built a recursive-descent parser, tokenizer, and lexical analyzer in C++ for Fortran-95 </w:t>
+            </w:r>
+          </w:p>
+          <w:p>
+            <w:pPr>
+              <w:widowControl w:val="0"/>
+              <w:numPr>
+                <w:ilvl w:val="0"/>
+                <w:numId w:val="1"/>
+              </w:numPr>
+              <w:spacing w:after="0" w:afterAutospacing="0" w:before="0" w:beforeAutospacing="0"/>
+              <w:ind w:left="720" w:hanging="360"/>
+              <w:rPr>
+                <w:sz w:val="22"/>
+                <w:szCs w:val="22"/>
+              </w:rPr>
+            </w:pPr>
+            <w:r>
+              <w:rPr>
+                <w:sz w:val="22"/>
+                <w:szCs w:val="22"/>
+                <w:rtl w:val="0"/>
+              </w:rPr>
+              <w:t xml:space="preserve">First author on software engineering research paper published through George Mason University’s CS Lab </w:t>
             </w:r>
           </w:p>
           <w:p>
@@ -739,15 +726,16 @@
               <w:rPr>
                 <w:sz w:val="22"/>
                 <w:szCs w:val="22"/>
-              </w:rPr>
-            </w:pPr>
-            <w:r>
-              <w:rPr>
-                <w:sz w:val="22"/>
-                <w:szCs w:val="22"/>
-                <w:rtl w:val="0"/>
-              </w:rPr>
-              <w:t xml:space="preserve">First author on software engineering research paper published through George Mason University’s CS Lab </w:t>
+                <w:u w:val="none"/>
+              </w:rPr>
+            </w:pPr>
+            <w:r>
+              <w:rPr>
+                <w:sz w:val="22"/>
+                <w:szCs w:val="22"/>
+                <w:rtl w:val="0"/>
+              </w:rPr>
+              <w:t xml:space="preserve">Studied abroad in the U.K. on a full-ride merit scholarship (&lt;1% acceptance)</w:t>
             </w:r>
           </w:p>
           <w:p>
@@ -776,7 +764,7 @@
               </w:rPr>
               <w:t xml:space="preserve">Being able to work with cutting edge technology and learn from experienced mentors is an amazing opportunity and I believe CompanyName will be able to help me accomplish this. Aside from my current programming knowledge, I am always looking to learn new concepts and developmental techniques to increase the success of your organization. I’ve attached a copy of my resume that details my skills and experience in various leadership positions. I can be reached anytime via my email at </w:t>
             </w:r>
-            <w:hyperlink r:id="rId8">
+            <w:hyperlink r:id="rId9">
               <w:r>
                 <w:rPr>
                   <w:color w:val="1155cc"/>
@@ -785,7 +773,7 @@
                   <w:u w:val="single"/>
                   <w:rtl w:val="0"/>
                 </w:rPr>
-                <w:t xml:space="preserve">713rvshah@gmail.com</w:t>
+                <w:t xml:space="preserve">713shahvrohan@gmail.com</w:t>
               </w:r>
             </w:hyperlink>
             <w:r>
@@ -1029,11 +1017,19 @@
       </w:pPr>
     </w:pPrDefault>
   </w:docDefaults>
+  <w:style w:type="table" w:styleId="TableNormal" w:default="1">
+    <w:name w:val="TableNormal"/>
+    <w:tblPr>
+      <w:tblCellMar>
+        <w:top w:w="100.0" w:type="dxa"/>
+        <w:left w:w="100.0" w:type="dxa"/>
+        <w:bottom w:w="100.0" w:type="dxa"/>
+        <w:right w:w="100.0" w:type="dxa"/>
+      </w:tblCellMar>
+    </w:tblPr>
+  </w:style>
   <w:style w:type="paragraph" w:styleId="Normal" w:default="1">
     <w:name w:val="normal"/>
-  </w:style>
-  <w:style w:type="table" w:styleId="TableNormal" w:default="1">
-    <w:name w:val="TableNormal"/>
   </w:style>
   <w:style w:type="paragraph" w:styleId="Heading1">
     <w:name w:val="heading 1"/>
@@ -1048,6 +1044,7 @@
     <w:rPr>
       <w:rFonts w:ascii="Lato" w:cs="Lato" w:eastAsia="Lato" w:hAnsi="Lato"/>
       <w:b w:val="1"/>
+      <w:bCs w:val="1"/>
     </w:rPr>
   </w:style>
   <w:style w:type="paragraph" w:styleId="Heading2">
@@ -1063,6 +1060,7 @@
     <w:rPr>
       <w:rFonts w:ascii="Lato" w:cs="Lato" w:eastAsia="Lato" w:hAnsi="Lato"/>
       <w:b w:val="1"/>
+      <w:bCs w:val="1"/>
       <w:color w:val="d44500"/>
     </w:rPr>
   </w:style>
@@ -1131,6 +1129,7 @@
     <w:rPr>
       <w:rFonts w:ascii="Trebuchet MS" w:cs="Trebuchet MS" w:eastAsia="Trebuchet MS" w:hAnsi="Trebuchet MS"/>
       <w:i w:val="1"/>
+      <w:iCs w:val="1"/>
       <w:color w:val="666666"/>
       <w:sz w:val="22"/>
       <w:szCs w:val="22"/>
@@ -1149,6 +1148,7 @@
     <w:rPr>
       <w:rFonts w:ascii="Raleway" w:cs="Raleway" w:eastAsia="Raleway" w:hAnsi="Raleway"/>
       <w:b w:val="1"/>
+      <w:bCs w:val="1"/>
       <w:sz w:val="48"/>
       <w:szCs w:val="48"/>
     </w:rPr>
@@ -1166,6 +1166,7 @@
     <w:rPr>
       <w:rFonts w:ascii="Raleway" w:cs="Raleway" w:eastAsia="Raleway" w:hAnsi="Raleway"/>
       <w:b w:val="1"/>
+      <w:bCs w:val="1"/>
       <w:color w:val="f2511b"/>
       <w:sz w:val="32"/>
       <w:szCs w:val="32"/>
@@ -1176,12 +1177,7 @@
     <w:tblPr>
       <w:tblStyleRowBandSize w:val="1"/>
       <w:tblStyleColBandSize w:val="1"/>
-      <w:tblCellMar>
-        <w:top w:w="100.0" w:type="dxa"/>
-        <w:left w:w="100.0" w:type="dxa"/>
-        <w:bottom w:w="100.0" w:type="dxa"/>
-        <w:right w:w="100.0" w:type="dxa"/>
-      </w:tblCellMar>
+      <w:tblCellMar/>
     </w:tblPr>
     <w:tblStylePr w:type="band1Horz">
       <w:tcPr/>
